--- a/public/Administrativo/FO-GH-033 PLANTILLA CUENTA DE COBRO ADMINISTRATIVO v01.docx
+++ b/public/Administrativo/FO-GH-033 PLANTILLA CUENTA DE COBRO ADMINISTRATIVO v01.docx
@@ -1,94 +1,105 @@
 
 <file path=word/document.xml><?xml version="1.0" encoding="utf-8"?>
-<w:document xmlns:wpc="http://schemas.microsoft.com/office/word/2010/wordprocessingCanvas" xmlns:cx="http://schemas.microsoft.com/office/drawing/2014/chartex" xmlns:cx1="http://schemas.microsoft.com/office/drawing/2015/9/8/chartex" xmlns:cx2="http://schemas.microsoft.com/office/drawing/2015/10/21/chartex" xmlns:cx3="http://schemas.microsoft.com/office/drawing/2016/5/9/chartex" xmlns:cx4="http://schemas.microsoft.com/office/drawing/2016/5/10/chartex" xmlns:cx5="http://schemas.microsoft.com/office/drawing/2016/5/11/chartex" xmlns:cx6="http://schemas.microsoft.com/office/drawing/2016/5/12/chartex" xmlns:cx7="http://schemas.microsoft.com/office/drawing/2016/5/13/chartex" xmlns:cx8="http://schemas.microsoft.com/office/drawing/2016/5/14/chartex" xmlns:mc="http://schemas.openxmlformats.org/markup-compatibility/2006" xmlns:aink="http://schemas.microsoft.com/office/drawing/2016/ink" xmlns:am3d="http://schemas.microsoft.com/office/drawing/2017/model3d" xmlns:o="urn:schemas-microsoft-com:office:office" xmlns:oel="http://schemas.microsoft.com/office/2019/extlst" xmlns:r="http://schemas.openxmlformats.org/officeDocument/2006/relationships" xmlns:m="http://schemas.openxmlformats.org/officeDocument/2006/math" xmlns:v="urn:schemas-microsoft-com:vml" xmlns:wp14="http://schemas.microsoft.com/office/word/2010/wordprocessingDrawing" xmlns:wp="http://schemas.openxmlformats.org/drawingml/2006/wordprocessingDrawing" xmlns:w10="urn:schemas-microsoft-com:office:word" xmlns:w="http://schemas.openxmlformats.org/wordprocessingml/2006/main" xmlns:w14="http://schemas.microsoft.com/office/word/2010/wordml" xmlns:w15="http://schemas.microsoft.com/office/word/2012/wordml" xmlns:w16cex="http://schemas.microsoft.com/office/word/2018/wordml/cex" xmlns:w16cid="http://schemas.microsoft.com/office/word/2016/wordml/cid" xmlns:w16="http://schemas.microsoft.com/office/word/2018/wordml" xmlns:w16du="http://schemas.microsoft.com/office/word/2023/wordml/word16du" xmlns:w16sdtdh="http://schemas.microsoft.com/office/word/2020/wordml/sdtdatahash" xmlns:w16sdtfl="http://schemas.microsoft.com/office/word/2024/wordml/sdtformatlock" xmlns:w16se="http://schemas.microsoft.com/office/word/2015/wordml/symex" xmlns:wpg="http://schemas.microsoft.com/office/word/2010/wordprocessingGroup" xmlns:wpi="http://schemas.microsoft.com/office/word/2010/wordprocessingInk" xmlns:wne="http://schemas.microsoft.com/office/word/2006/wordml" xmlns:wps="http://schemas.microsoft.com/office/word/2010/wordprocessingShape" mc:Ignorable="w14 w15 w16se w16cid w16 w16cex w16sdtdh w16sdtfl w16du wp14">
+<w:document xmlns:wpc="http://schemas.microsoft.com/office/word/2010/wordprocessingCanvas" xmlns:cx="http://schemas.microsoft.com/office/drawing/2014/chartex" xmlns:cx1="http://schemas.microsoft.com/office/drawing/2015/9/8/chartex" xmlns:cx2="http://schemas.microsoft.com/office/drawing/2015/10/21/chartex" xmlns:cx3="http://schemas.microsoft.com/office/drawing/2016/5/9/chartex" xmlns:cx4="http://schemas.microsoft.com/office/drawing/2016/5/10/chartex" xmlns:cx5="http://schemas.microsoft.com/office/drawing/2016/5/11/chartex" xmlns:cx6="http://schemas.microsoft.com/office/drawing/2016/5/12/chartex" xmlns:cx7="http://schemas.microsoft.com/office/drawing/2016/5/13/chartex" xmlns:cx8="http://schemas.microsoft.com/office/drawing/2016/5/14/chartex" xmlns:mc="http://schemas.openxmlformats.org/markup-compatibility/2006" xmlns:aink="http://schemas.microsoft.com/office/drawing/2016/ink" xmlns:am3d="http://schemas.microsoft.com/office/drawing/2017/model3d" xmlns:o="urn:schemas-microsoft-com:office:office" xmlns:r="http://schemas.openxmlformats.org/officeDocument/2006/relationships" xmlns:m="http://schemas.openxmlformats.org/officeDocument/2006/math" xmlns:v="urn:schemas-microsoft-com:vml" xmlns:wp14="http://schemas.microsoft.com/office/word/2010/wordprocessingDrawing" xmlns:wp="http://schemas.openxmlformats.org/drawingml/2006/wordprocessingDrawing" xmlns:w10="urn:schemas-microsoft-com:office:word" xmlns:w="http://schemas.openxmlformats.org/wordprocessingml/2006/main" xmlns:w14="http://schemas.microsoft.com/office/word/2010/wordml" xmlns:w15="http://schemas.microsoft.com/office/word/2012/wordml" xmlns:w16cid="http://schemas.microsoft.com/office/word/2016/wordml/cid" xmlns:w16se="http://schemas.microsoft.com/office/word/2015/wordml/symex" xmlns:wpg="http://schemas.microsoft.com/office/word/2010/wordprocessingGroup" xmlns:wpi="http://schemas.microsoft.com/office/word/2010/wordprocessingInk" xmlns:wne="http://schemas.microsoft.com/office/word/2006/wordml" xmlns:wps="http://schemas.microsoft.com/office/word/2010/wordprocessingShape" mc:Ignorable="w14 w15 w16se w16cid wp14">
   <w:body>
     <w:p>
       <w:pPr>
         <w:pStyle w:val="Textoindependiente"/>
         <w:jc w:val="center"/>
         <w:rPr>
-          <w:sz w:val="20"/>
-          <w:szCs w:val="20"/>
+          <w:sz w:val="17"/>
+          <w:szCs w:val="17"/>
         </w:rPr>
       </w:pPr>
       <w:r>
         <w:rPr>
           <w:b/>
           <w:bCs/>
-          <w:sz w:val="20"/>
-          <w:szCs w:val="20"/>
-        </w:rPr>
-        <w:t xml:space="preserve">CUENTA DE COBRO No. </w:t>
-      </w:r>
+          <w:sz w:val="17"/>
+          <w:szCs w:val="17"/>
+        </w:rPr>
+        <w:t>CUENTA DE COBRO No. 001</w:t>
+      </w:r>
+      <w:r>
+        <w:rPr>
+          <w:sz w:val="17"/>
+          <w:szCs w:val="17"/>
+        </w:rPr>
+        <w:br/>
+        <w:t xml:space="preserve">Fecha: </w:t>
+      </w:r>
+      <w:r>
+        <w:rPr>
+          <w:b/>
+          <w:sz w:val="17"/>
+          <w:szCs w:val="17"/>
+        </w:rPr>
+        <w:t>Día</w:t>
+      </w:r>
+      <w:r>
+        <w:rPr>
+          <w:sz w:val="17"/>
+          <w:szCs w:val="17"/>
+        </w:rPr>
+        <w:t xml:space="preserve"> de </w:t>
+      </w:r>
+      <w:r>
+        <w:rPr>
+          <w:b/>
+          <w:sz w:val="17"/>
+          <w:szCs w:val="17"/>
+        </w:rPr>
+        <w:t>Mes</w:t>
+      </w:r>
+      <w:r>
+        <w:rPr>
+          <w:sz w:val="17"/>
+          <w:szCs w:val="17"/>
+        </w:rPr>
+        <w:t xml:space="preserve"> de </w:t>
+      </w:r>
+      <w:r>
+        <w:rPr>
+          <w:b/>
+          <w:sz w:val="17"/>
+          <w:szCs w:val="17"/>
+        </w:rPr>
+        <w:t>Año</w:t>
+      </w:r>
+    </w:p>
+    <w:p>
+      <w:pPr>
+        <w:pStyle w:val="Textoindependiente"/>
+        <w:jc w:val="center"/>
+        <w:rPr>
+          <w:sz w:val="17"/>
+          <w:szCs w:val="17"/>
+        </w:rPr>
+      </w:pPr>
       <w:r>
         <w:rPr>
           <w:b/>
           <w:bCs/>
-          <w:sz w:val="20"/>
-          <w:szCs w:val="20"/>
-        </w:rPr>
-        <w:t>001</w:t>
-      </w:r>
-      <w:r>
-        <w:rPr>
-          <w:sz w:val="20"/>
-          <w:szCs w:val="20"/>
+          <w:sz w:val="17"/>
+          <w:szCs w:val="17"/>
+        </w:rPr>
+        <w:t>Deudor:</w:t>
+      </w:r>
+      <w:r>
+        <w:rPr>
+          <w:sz w:val="17"/>
+          <w:szCs w:val="17"/>
         </w:rPr>
         <w:br/>
-        <w:t xml:space="preserve">Fecha: </w:t>
-      </w:r>
-      <w:r>
-        <w:rPr>
-          <w:b/>
-          <w:sz w:val="20"/>
-          <w:szCs w:val="20"/>
-        </w:rPr>
-        <w:t>D</w:t>
-      </w:r>
-      <w:r>
-        <w:rPr>
-          <w:b/>
-          <w:sz w:val="20"/>
-          <w:szCs w:val="20"/>
-        </w:rPr>
-        <w:t>ía</w:t>
-      </w:r>
-      <w:r>
-        <w:rPr>
-          <w:sz w:val="20"/>
-          <w:szCs w:val="20"/>
-        </w:rPr>
-        <w:t xml:space="preserve"> de </w:t>
-      </w:r>
-      <w:r>
-        <w:rPr>
-          <w:b/>
-          <w:sz w:val="20"/>
-          <w:szCs w:val="20"/>
-        </w:rPr>
-        <w:t>Mes</w:t>
-      </w:r>
-      <w:r>
-        <w:rPr>
-          <w:sz w:val="20"/>
-          <w:szCs w:val="20"/>
-        </w:rPr>
-        <w:t xml:space="preserve"> </w:t>
-      </w:r>
-      <w:r>
-        <w:rPr>
-          <w:sz w:val="20"/>
-          <w:szCs w:val="20"/>
-        </w:rPr>
-        <w:t xml:space="preserve">de </w:t>
-      </w:r>
-      <w:r>
-        <w:rPr>
-          <w:b/>
-          <w:sz w:val="20"/>
-          <w:szCs w:val="20"/>
-        </w:rPr>
-        <w:t>Año</w:t>
+        <w:t>PREVENTIVA SALUD S.A.S.</w:t>
+      </w:r>
+      <w:r>
+        <w:rPr>
+          <w:sz w:val="17"/>
+          <w:szCs w:val="17"/>
+        </w:rPr>
+        <w:br/>
+        <w:t>NIT: 900673722</w:t>
       </w:r>
     </w:p>
     <w:p>
@@ -96,34 +107,74 @@
         <w:pStyle w:val="Textoindependiente"/>
         <w:jc w:val="center"/>
         <w:rPr>
-          <w:sz w:val="20"/>
-          <w:szCs w:val="20"/>
+          <w:sz w:val="17"/>
+          <w:szCs w:val="17"/>
         </w:rPr>
       </w:pPr>
       <w:r>
         <w:rPr>
           <w:b/>
           <w:bCs/>
-          <w:sz w:val="20"/>
-          <w:szCs w:val="20"/>
-        </w:rPr>
-        <w:t>Deudor:</w:t>
-      </w:r>
-      <w:r>
-        <w:rPr>
-          <w:sz w:val="20"/>
-          <w:szCs w:val="20"/>
+          <w:sz w:val="17"/>
+          <w:szCs w:val="17"/>
+        </w:rPr>
+        <w:t>Beneficiario:</w:t>
+      </w:r>
+      <w:r>
+        <w:rPr>
+          <w:sz w:val="17"/>
+          <w:szCs w:val="17"/>
         </w:rPr>
         <w:br/>
-        <w:t>PREVENTIVA SALUD S.A.S.</w:t>
-      </w:r>
-      <w:r>
-        <w:rPr>
-          <w:sz w:val="20"/>
-          <w:szCs w:val="20"/>
+        <w:t>Nombre completo</w:t>
+      </w:r>
+      <w:r>
+        <w:rPr>
+          <w:sz w:val="17"/>
+          <w:szCs w:val="17"/>
         </w:rPr>
         <w:br/>
-        <w:t>NIT: 900673722</w:t>
+        <w:t>C.C. Numero de cedula</w:t>
+      </w:r>
+      <w:r>
+        <w:rPr>
+          <w:sz w:val="17"/>
+          <w:szCs w:val="17"/>
+        </w:rPr>
+        <w:br/>
+        <w:t>Dirección</w:t>
+      </w:r>
+      <w:r>
+        <w:rPr>
+          <w:sz w:val="17"/>
+          <w:szCs w:val="17"/>
+        </w:rPr>
+        <w:br/>
+        <w:t>Profesión</w:t>
+      </w:r>
+      <w:r>
+        <w:rPr>
+          <w:sz w:val="17"/>
+          <w:szCs w:val="17"/>
+        </w:rPr>
+        <w:br/>
+        <w:t>Ciudad</w:t>
+      </w:r>
+      <w:r>
+        <w:rPr>
+          <w:sz w:val="17"/>
+          <w:szCs w:val="17"/>
+        </w:rPr>
+        <w:br/>
+        <w:t>Teléfono</w:t>
+      </w:r>
+      <w:r>
+        <w:rPr>
+          <w:sz w:val="17"/>
+          <w:szCs w:val="17"/>
+        </w:rPr>
+        <w:br/>
+        <w:t>Correo</w:t>
       </w:r>
     </w:p>
     <w:p>
@@ -131,47 +182,26 @@
         <w:pStyle w:val="Textoindependiente"/>
         <w:jc w:val="center"/>
         <w:rPr>
-          <w:sz w:val="20"/>
-          <w:szCs w:val="20"/>
+          <w:sz w:val="17"/>
+          <w:szCs w:val="17"/>
         </w:rPr>
       </w:pPr>
       <w:r>
         <w:rPr>
           <w:b/>
           <w:bCs/>
-          <w:sz w:val="20"/>
-          <w:szCs w:val="20"/>
-        </w:rPr>
-        <w:t>Beneficiario:</w:t>
-      </w:r>
-      <w:r>
-        <w:rPr>
-          <w:sz w:val="20"/>
-          <w:szCs w:val="20"/>
+          <w:sz w:val="17"/>
+          <w:szCs w:val="17"/>
+        </w:rPr>
+        <w:t>Valor a pagar:</w:t>
+      </w:r>
+      <w:r>
+        <w:rPr>
+          <w:sz w:val="17"/>
+          <w:szCs w:val="17"/>
         </w:rPr>
         <w:br/>
-      </w:r>
-      <w:r>
-        <w:rPr>
-          <w:sz w:val="20"/>
-          <w:szCs w:val="20"/>
-        </w:rPr>
-        <w:t>Nombre completo</w:t>
-      </w:r>
-      <w:r>
-        <w:rPr>
-          <w:sz w:val="20"/>
-          <w:szCs w:val="20"/>
-        </w:rPr>
-        <w:br/>
-        <w:t xml:space="preserve">C.C. </w:t>
-      </w:r>
-      <w:r>
-        <w:rPr>
-          <w:sz w:val="20"/>
-          <w:szCs w:val="20"/>
-        </w:rPr>
-        <w:t>Numero de cedula</w:t>
+        <w:t>Valor en letras y números</w:t>
       </w:r>
     </w:p>
     <w:p>
@@ -179,32 +209,41 @@
         <w:pStyle w:val="Textoindependiente"/>
         <w:jc w:val="center"/>
         <w:rPr>
-          <w:sz w:val="20"/>
-          <w:szCs w:val="20"/>
+          <w:sz w:val="17"/>
+          <w:szCs w:val="17"/>
         </w:rPr>
       </w:pPr>
       <w:r>
         <w:rPr>
           <w:b/>
           <w:bCs/>
-          <w:sz w:val="20"/>
-          <w:szCs w:val="20"/>
-        </w:rPr>
-        <w:t>Valor a pagar:</w:t>
-      </w:r>
-      <w:r>
-        <w:rPr>
-          <w:sz w:val="20"/>
-          <w:szCs w:val="20"/>
+          <w:sz w:val="17"/>
+          <w:szCs w:val="17"/>
+        </w:rPr>
+        <w:t>Concepto:</w:t>
+      </w:r>
+      <w:r>
+        <w:rPr>
+          <w:sz w:val="17"/>
+          <w:szCs w:val="17"/>
         </w:rPr>
         <w:br/>
-      </w:r>
-      <w:r>
-        <w:rPr>
-          <w:sz w:val="20"/>
-          <w:szCs w:val="20"/>
-        </w:rPr>
-        <w:t>Valor en letras y números</w:t>
+        <w:t xml:space="preserve">Honorarios por servicios de </w:t>
+      </w:r>
+      <w:r>
+        <w:rPr>
+          <w:b/>
+          <w:sz w:val="17"/>
+          <w:szCs w:val="17"/>
+        </w:rPr>
+        <w:t>Mes</w:t>
+      </w:r>
+      <w:r>
+        <w:rPr>
+          <w:sz w:val="17"/>
+          <w:szCs w:val="17"/>
+        </w:rPr>
+        <w:t xml:space="preserve"> 2025</w:t>
       </w:r>
     </w:p>
     <w:p>
@@ -212,145 +251,84 @@
         <w:pStyle w:val="Textoindependiente"/>
         <w:jc w:val="center"/>
         <w:rPr>
-          <w:sz w:val="20"/>
-          <w:szCs w:val="20"/>
+          <w:sz w:val="17"/>
+          <w:szCs w:val="17"/>
         </w:rPr>
       </w:pPr>
       <w:r>
         <w:rPr>
           <w:b/>
           <w:bCs/>
-          <w:sz w:val="20"/>
-          <w:szCs w:val="20"/>
-        </w:rPr>
-        <w:t>Concepto:</w:t>
-      </w:r>
-      <w:r>
-        <w:rPr>
-          <w:sz w:val="20"/>
-          <w:szCs w:val="20"/>
+          <w:sz w:val="17"/>
+          <w:szCs w:val="17"/>
+        </w:rPr>
+        <w:t>Datos bancarios para el pago:</w:t>
+      </w:r>
+      <w:r>
+        <w:rPr>
+          <w:sz w:val="17"/>
+          <w:szCs w:val="17"/>
         </w:rPr>
         <w:br/>
-        <w:t xml:space="preserve">Honorarios por servicios de </w:t>
-      </w:r>
-      <w:r>
-        <w:rPr>
-          <w:b/>
-          <w:sz w:val="20"/>
-          <w:szCs w:val="20"/>
-        </w:rPr>
-        <w:t>Mes</w:t>
-      </w:r>
-      <w:r>
-        <w:rPr>
-          <w:sz w:val="20"/>
-          <w:szCs w:val="20"/>
-        </w:rPr>
-        <w:t xml:space="preserve"> </w:t>
-      </w:r>
-      <w:r>
-        <w:rPr>
-          <w:sz w:val="20"/>
-          <w:szCs w:val="20"/>
-        </w:rPr>
-        <w:t>2025</w:t>
+        <w:t xml:space="preserve">Entidad: </w:t>
+      </w:r>
+      <w:r>
+        <w:rPr>
+          <w:sz w:val="17"/>
+          <w:szCs w:val="17"/>
+        </w:rPr>
+        <w:br/>
+        <w:t>Tipo de cuenta: Ahorros/Corriente</w:t>
+      </w:r>
+      <w:r>
+        <w:rPr>
+          <w:sz w:val="17"/>
+          <w:szCs w:val="17"/>
+        </w:rPr>
+        <w:br/>
+        <w:t xml:space="preserve">Número: </w:t>
+      </w:r>
+      <w:proofErr w:type="spellStart"/>
+      <w:r>
+        <w:rPr>
+          <w:sz w:val="17"/>
+          <w:szCs w:val="17"/>
+        </w:rPr>
+        <w:t>Numero</w:t>
+      </w:r>
+      <w:proofErr w:type="spellEnd"/>
+      <w:r>
+        <w:rPr>
+          <w:sz w:val="17"/>
+          <w:szCs w:val="17"/>
+        </w:rPr>
+        <w:t xml:space="preserve"> de cuenta</w:t>
+      </w:r>
+      <w:r>
+        <w:rPr>
+          <w:sz w:val="17"/>
+          <w:szCs w:val="17"/>
+        </w:rPr>
+        <w:br/>
+        <w:t>Titular: Nombre del titular</w:t>
+      </w:r>
+      <w:r>
+        <w:rPr>
+          <w:sz w:val="17"/>
+          <w:szCs w:val="17"/>
+        </w:rPr>
+        <w:br/>
+        <w:t>C.C. Numero de cedula del titular</w:t>
       </w:r>
     </w:p>
     <w:p>
       <w:pPr>
-        <w:pStyle w:val="Textoindependiente"/>
-        <w:jc w:val="center"/>
-        <w:rPr>
-          <w:sz w:val="20"/>
-          <w:szCs w:val="20"/>
-        </w:rPr>
-      </w:pPr>
-      <w:r>
-        <w:rPr>
-          <w:b/>
-          <w:bCs/>
-          <w:sz w:val="20"/>
-          <w:szCs w:val="20"/>
-        </w:rPr>
-        <w:t>Datos bancarios para el pago:</w:t>
-      </w:r>
-      <w:r>
-        <w:rPr>
-          <w:sz w:val="20"/>
-          <w:szCs w:val="20"/>
-        </w:rPr>
-        <w:br/>
-        <w:t xml:space="preserve">Entidad: </w:t>
-      </w:r>
-      <w:r>
-        <w:rPr>
-          <w:sz w:val="20"/>
-          <w:szCs w:val="20"/>
-        </w:rPr>
-        <w:br/>
-        <w:t xml:space="preserve">Tipo de cuenta: </w:t>
-      </w:r>
-      <w:r>
-        <w:rPr>
-          <w:sz w:val="20"/>
-          <w:szCs w:val="20"/>
-        </w:rPr>
-        <w:t>Ahorros/Corriente</w:t>
-      </w:r>
-      <w:r>
-        <w:rPr>
-          <w:sz w:val="20"/>
-          <w:szCs w:val="20"/>
-        </w:rPr>
-        <w:br/>
-        <w:t xml:space="preserve">Número: </w:t>
-      </w:r>
-      <w:r>
-        <w:rPr>
-          <w:sz w:val="20"/>
-          <w:szCs w:val="20"/>
-        </w:rPr>
-        <w:t>Numero de cuenta</w:t>
-      </w:r>
-      <w:r>
-        <w:rPr>
-          <w:sz w:val="20"/>
-          <w:szCs w:val="20"/>
-        </w:rPr>
-        <w:br/>
-        <w:t xml:space="preserve">Titular: </w:t>
-      </w:r>
-      <w:r>
-        <w:rPr>
-          <w:sz w:val="20"/>
-          <w:szCs w:val="20"/>
-        </w:rPr>
-        <w:t>Nombre del titular</w:t>
-      </w:r>
-      <w:r>
-        <w:rPr>
-          <w:sz w:val="20"/>
-          <w:szCs w:val="20"/>
-        </w:rPr>
-        <w:br/>
-        <w:t xml:space="preserve">C.C. </w:t>
-      </w:r>
-      <w:r>
-        <w:rPr>
-          <w:sz w:val="20"/>
-          <w:szCs w:val="20"/>
-        </w:rPr>
-        <w:t>Numero de cedula del titular</w:t>
-      </w:r>
-    </w:p>
-    <w:p>
-      <w:pPr>
         <w:pStyle w:val="NormalWeb"/>
         <w:rPr>
           <w:rFonts w:asciiTheme="minorHAnsi" w:eastAsiaTheme="minorHAnsi" w:hAnsiTheme="minorHAnsi" w:cstheme="minorBidi"/>
           <w:kern w:val="2"/>
-          <w:sz w:val="20"/>
-          <w:szCs w:val="20"/>
+          <w:sz w:val="17"/>
+          <w:szCs w:val="17"/>
           <w:lang w:eastAsia="en-US"/>
           <w14:ligatures w14:val="standardContextual"/>
         </w:rPr>
@@ -359,8 +337,8 @@
         <w:rPr>
           <w:rFonts w:asciiTheme="minorHAnsi" w:eastAsiaTheme="minorHAnsi" w:hAnsiTheme="minorHAnsi" w:cstheme="minorBidi"/>
           <w:kern w:val="2"/>
-          <w:sz w:val="20"/>
-          <w:szCs w:val="20"/>
+          <w:sz w:val="17"/>
+          <w:szCs w:val="17"/>
           <w:lang w:eastAsia="en-US"/>
           <w14:ligatures w14:val="standardContextual"/>
         </w:rPr>
@@ -371,8 +349,8 @@
           <w:rFonts w:asciiTheme="minorHAnsi" w:eastAsiaTheme="minorHAnsi" w:hAnsiTheme="minorHAnsi" w:cstheme="minorBidi"/>
           <w:bCs/>
           <w:kern w:val="2"/>
-          <w:sz w:val="20"/>
-          <w:szCs w:val="20"/>
+          <w:sz w:val="17"/>
+          <w:szCs w:val="17"/>
           <w:lang w:eastAsia="en-US"/>
           <w14:ligatures w14:val="standardContextual"/>
         </w:rPr>
@@ -382,8 +360,8 @@
         <w:rPr>
           <w:rFonts w:asciiTheme="minorHAnsi" w:eastAsiaTheme="minorHAnsi" w:hAnsiTheme="minorHAnsi" w:cstheme="minorBidi"/>
           <w:kern w:val="2"/>
-          <w:sz w:val="20"/>
-          <w:szCs w:val="20"/>
+          <w:sz w:val="17"/>
+          <w:szCs w:val="17"/>
           <w:lang w:eastAsia="en-US"/>
           <w14:ligatures w14:val="standardContextual"/>
         </w:rPr>
@@ -394,8 +372,8 @@
           <w:rFonts w:asciiTheme="minorHAnsi" w:eastAsiaTheme="minorHAnsi" w:hAnsiTheme="minorHAnsi" w:cstheme="minorBidi"/>
           <w:bCs/>
           <w:kern w:val="2"/>
-          <w:sz w:val="20"/>
-          <w:szCs w:val="20"/>
+          <w:sz w:val="17"/>
+          <w:szCs w:val="17"/>
           <w:lang w:eastAsia="en-US"/>
           <w14:ligatures w14:val="standardContextual"/>
         </w:rPr>
@@ -405,8 +383,8 @@
         <w:rPr>
           <w:rFonts w:asciiTheme="minorHAnsi" w:eastAsiaTheme="minorHAnsi" w:hAnsiTheme="minorHAnsi" w:cstheme="minorBidi"/>
           <w:kern w:val="2"/>
-          <w:sz w:val="20"/>
-          <w:szCs w:val="20"/>
+          <w:sz w:val="17"/>
+          <w:szCs w:val="17"/>
           <w:lang w:eastAsia="en-US"/>
           <w14:ligatures w14:val="standardContextual"/>
         </w:rPr>
@@ -420,8 +398,8 @@
           <w:rFonts w:asciiTheme="minorHAnsi" w:eastAsiaTheme="minorHAnsi" w:hAnsiTheme="minorHAnsi" w:cstheme="minorBidi"/>
           <w:b/>
           <w:kern w:val="2"/>
-          <w:sz w:val="20"/>
-          <w:szCs w:val="20"/>
+          <w:sz w:val="17"/>
+          <w:szCs w:val="17"/>
           <w:lang w:eastAsia="en-US"/>
           <w14:ligatures w14:val="standardContextual"/>
         </w:rPr>
@@ -432,8 +410,8 @@
           <w:b/>
           <w:bCs/>
           <w:kern w:val="2"/>
-          <w:sz w:val="20"/>
-          <w:szCs w:val="20"/>
+          <w:sz w:val="17"/>
+          <w:szCs w:val="17"/>
           <w:lang w:eastAsia="en-US"/>
           <w14:ligatures w14:val="standardContextual"/>
         </w:rPr>
@@ -446,8 +424,8 @@
         <w:rPr>
           <w:rFonts w:asciiTheme="minorHAnsi" w:eastAsiaTheme="minorHAnsi" w:hAnsiTheme="minorHAnsi" w:cstheme="minorBidi"/>
           <w:kern w:val="2"/>
-          <w:sz w:val="20"/>
-          <w:szCs w:val="20"/>
+          <w:sz w:val="17"/>
+          <w:szCs w:val="17"/>
           <w:lang w:eastAsia="en-US"/>
           <w14:ligatures w14:val="standardContextual"/>
         </w:rPr>
@@ -456,8 +434,8 @@
         <w:rPr>
           <w:rFonts w:asciiTheme="minorHAnsi" w:eastAsiaTheme="minorHAnsi" w:hAnsiTheme="minorHAnsi" w:cstheme="minorBidi"/>
           <w:kern w:val="2"/>
-          <w:sz w:val="20"/>
-          <w:szCs w:val="20"/>
+          <w:sz w:val="17"/>
+          <w:szCs w:val="17"/>
           <w:lang w:eastAsia="en-US"/>
           <w14:ligatures w14:val="standardContextual"/>
         </w:rPr>
@@ -474,8 +452,8 @@
         <w:rPr>
           <w:rFonts w:asciiTheme="minorHAnsi" w:eastAsiaTheme="minorHAnsi" w:hAnsiTheme="minorHAnsi" w:cstheme="minorBidi"/>
           <w:kern w:val="2"/>
-          <w:sz w:val="20"/>
-          <w:szCs w:val="20"/>
+          <w:sz w:val="17"/>
+          <w:szCs w:val="17"/>
           <w:lang w:eastAsia="en-US"/>
           <w14:ligatures w14:val="standardContextual"/>
         </w:rPr>
@@ -484,8 +462,8 @@
         <w:rPr>
           <w:rFonts w:asciiTheme="minorHAnsi" w:eastAsiaTheme="minorHAnsi" w:hAnsiTheme="minorHAnsi" w:cstheme="minorBidi"/>
           <w:kern w:val="2"/>
-          <w:sz w:val="20"/>
-          <w:szCs w:val="20"/>
+          <w:sz w:val="17"/>
+          <w:szCs w:val="17"/>
           <w:lang w:eastAsia="en-US"/>
           <w14:ligatures w14:val="standardContextual"/>
         </w:rPr>
@@ -502,8 +480,8 @@
         <w:rPr>
           <w:rFonts w:asciiTheme="minorHAnsi" w:eastAsiaTheme="minorHAnsi" w:hAnsiTheme="minorHAnsi" w:cstheme="minorBidi"/>
           <w:kern w:val="2"/>
-          <w:sz w:val="20"/>
-          <w:szCs w:val="20"/>
+          <w:sz w:val="17"/>
+          <w:szCs w:val="17"/>
           <w:lang w:eastAsia="en-US"/>
           <w14:ligatures w14:val="standardContextual"/>
         </w:rPr>
@@ -512,8 +490,8 @@
         <w:rPr>
           <w:rFonts w:asciiTheme="minorHAnsi" w:eastAsiaTheme="minorHAnsi" w:hAnsiTheme="minorHAnsi" w:cstheme="minorBidi"/>
           <w:kern w:val="2"/>
-          <w:sz w:val="20"/>
-          <w:szCs w:val="20"/>
+          <w:sz w:val="17"/>
+          <w:szCs w:val="17"/>
           <w:lang w:eastAsia="en-US"/>
           <w14:ligatures w14:val="standardContextual"/>
         </w:rPr>
@@ -530,8 +508,8 @@
         <w:rPr>
           <w:rFonts w:asciiTheme="minorHAnsi" w:eastAsiaTheme="minorHAnsi" w:hAnsiTheme="minorHAnsi" w:cstheme="minorBidi"/>
           <w:kern w:val="2"/>
-          <w:sz w:val="20"/>
-          <w:szCs w:val="20"/>
+          <w:sz w:val="17"/>
+          <w:szCs w:val="17"/>
           <w:lang w:eastAsia="en-US"/>
           <w14:ligatures w14:val="standardContextual"/>
         </w:rPr>
@@ -540,8 +518,8 @@
         <w:rPr>
           <w:rFonts w:asciiTheme="minorHAnsi" w:eastAsiaTheme="minorHAnsi" w:hAnsiTheme="minorHAnsi" w:cstheme="minorBidi"/>
           <w:kern w:val="2"/>
-          <w:sz w:val="20"/>
-          <w:szCs w:val="20"/>
+          <w:sz w:val="17"/>
+          <w:szCs w:val="17"/>
           <w:lang w:eastAsia="en-US"/>
           <w14:ligatures w14:val="standardContextual"/>
         </w:rPr>
@@ -552,93 +530,88 @@
       <w:pPr>
         <w:pStyle w:val="Textoindependiente"/>
         <w:rPr>
-          <w:sz w:val="20"/>
-          <w:szCs w:val="20"/>
-        </w:rPr>
-      </w:pPr>
-      <w:r>
-        <w:rPr>
-          <w:sz w:val="20"/>
-          <w:szCs w:val="20"/>
-        </w:rPr>
-        <w:t>Atentamente,</w:t>
-      </w:r>
+          <w:sz w:val="17"/>
+          <w:szCs w:val="17"/>
+        </w:rPr>
+      </w:pPr>
     </w:p>
     <w:p>
       <w:pPr>
         <w:pStyle w:val="Textoindependiente"/>
         <w:rPr>
-          <w:sz w:val="20"/>
-          <w:szCs w:val="20"/>
-        </w:rPr>
-      </w:pPr>
+          <w:sz w:val="17"/>
+          <w:szCs w:val="17"/>
+        </w:rPr>
+      </w:pPr>
+      <w:r>
+        <w:rPr>
+          <w:sz w:val="17"/>
+          <w:szCs w:val="17"/>
+        </w:rPr>
+        <w:t>Atentamente,</w:t>
+      </w:r>
     </w:p>
     <w:p>
       <w:pPr>
         <w:pStyle w:val="Textoindependiente"/>
         <w:rPr>
-          <w:sz w:val="20"/>
-          <w:szCs w:val="20"/>
-        </w:rPr>
-      </w:pPr>
-      <w:r>
-        <w:rPr>
-          <w:sz w:val="20"/>
-          <w:szCs w:val="20"/>
-        </w:rPr>
-        <w:t>__________________</w:t>
-      </w:r>
+          <w:sz w:val="17"/>
+          <w:szCs w:val="17"/>
+        </w:rPr>
+      </w:pPr>
     </w:p>
     <w:p>
       <w:pPr>
         <w:pStyle w:val="Textoindependiente"/>
         <w:rPr>
+          <w:sz w:val="17"/>
+          <w:szCs w:val="17"/>
+        </w:rPr>
+      </w:pPr>
+      <w:r>
+        <w:rPr>
+          <w:sz w:val="17"/>
+          <w:szCs w:val="17"/>
+        </w:rPr>
+        <w:t>__________________</w:t>
+      </w:r>
+    </w:p>
+    <w:p>
+      <w:pPr>
+        <w:pStyle w:val="Textoindependiente"/>
+        <w:rPr>
           <w:b/>
-          <w:sz w:val="20"/>
-          <w:szCs w:val="20"/>
+          <w:sz w:val="17"/>
+          <w:szCs w:val="17"/>
         </w:rPr>
       </w:pPr>
       <w:r>
         <w:rPr>
           <w:b/>
-          <w:sz w:val="20"/>
-          <w:szCs w:val="20"/>
+          <w:sz w:val="17"/>
+          <w:szCs w:val="17"/>
         </w:rPr>
         <w:t>Nombre completo</w:t>
       </w:r>
       <w:r>
         <w:rPr>
           <w:b/>
-          <w:sz w:val="20"/>
-          <w:szCs w:val="20"/>
+          <w:sz w:val="17"/>
+          <w:szCs w:val="17"/>
         </w:rPr>
         <w:br/>
-        <w:t xml:space="preserve">C.C. </w:t>
+        <w:t>C.C. Número de cedula</w:t>
       </w:r>
       <w:r>
         <w:rPr>
           <w:b/>
-          <w:sz w:val="20"/>
-          <w:szCs w:val="20"/>
-        </w:rPr>
-        <w:t>N</w:t>
-      </w:r>
-      <w:r>
-        <w:rPr>
-          <w:b/>
-          <w:sz w:val="20"/>
-          <w:szCs w:val="20"/>
-        </w:rPr>
-        <w:t>ú</w:t>
-      </w:r>
-      <w:r>
-        <w:rPr>
-          <w:b/>
-          <w:sz w:val="20"/>
-          <w:szCs w:val="20"/>
-        </w:rPr>
-        <w:t>mero de cedula</w:t>
-      </w:r>
+          <w:sz w:val="17"/>
+          <w:szCs w:val="17"/>
+        </w:rPr>
+        <w:br/>
+      </w:r>
+      <w:bookmarkStart w:id="0" w:name="_GoBack"/>
+      <w:bookmarkEnd w:id="0"/>
     </w:p>
     <w:sectPr>
       <w:headerReference w:type="even" r:id="rId7"/>
@@ -657,7 +630,7 @@
 </file>
 
 <file path=word/endnotes.xml><?xml version="1.0" encoding="utf-8"?>
-<w:endnotes xmlns:wpc="http://schemas.microsoft.com/office/word/2010/wordprocessingCanvas" xmlns:cx="http://schemas.microsoft.com/office/drawing/2014/chartex" xmlns:cx1="http://schemas.microsoft.com/office/drawing/2015/9/8/chartex" xmlns:cx2="http://schemas.microsoft.com/office/drawing/2015/10/21/chartex" xmlns:cx3="http://schemas.microsoft.com/office/drawing/2016/5/9/chartex" xmlns:cx4="http://schemas.microsoft.com/office/drawing/2016/5/10/chartex" xmlns:cx5="http://schemas.microsoft.com/office/drawing/2016/5/11/chartex" xmlns:cx6="http://schemas.microsoft.com/office/drawing/2016/5/12/chartex" xmlns:cx7="http://schemas.microsoft.com/office/drawing/2016/5/13/chartex" xmlns:cx8="http://schemas.microsoft.com/office/drawing/2016/5/14/chartex" xmlns:mc="http://schemas.openxmlformats.org/markup-compatibility/2006" xmlns:aink="http://schemas.microsoft.com/office/drawing/2016/ink" xmlns:am3d="http://schemas.microsoft.com/office/drawing/2017/model3d" xmlns:o="urn:schemas-microsoft-com:office:office" xmlns:oel="http://schemas.microsoft.com/office/2019/extlst" xmlns:r="http://schemas.openxmlformats.org/officeDocument/2006/relationships" xmlns:m="http://schemas.openxmlformats.org/officeDocument/2006/math" xmlns:v="urn:schemas-microsoft-com:vml" xmlns:wp14="http://schemas.microsoft.com/office/word/2010/wordprocessingDrawing" xmlns:wp="http://schemas.openxmlformats.org/drawingml/2006/wordprocessingDrawing" xmlns:w10="urn:schemas-microsoft-com:office:word" xmlns:w="http://schemas.openxmlformats.org/wordprocessingml/2006/main" xmlns:w14="http://schemas.microsoft.com/office/word/2010/wordml" xmlns:w15="http://schemas.microsoft.com/office/word/2012/wordml" xmlns:w16cex="http://schemas.microsoft.com/office/word/2018/wordml/cex" xmlns:w16cid="http://schemas.microsoft.com/office/word/2016/wordml/cid" xmlns:w16="http://schemas.microsoft.com/office/word/2018/wordml" xmlns:w16du="http://schemas.microsoft.com/office/word/2023/wordml/word16du" xmlns:w16sdtdh="http://schemas.microsoft.com/office/word/2020/wordml/sdtdatahash" xmlns:w16sdtfl="http://schemas.microsoft.com/office/word/2024/wordml/sdtformatlock" xmlns:w16se="http://schemas.microsoft.com/office/word/2015/wordml/symex" xmlns:wpg="http://schemas.microsoft.com/office/word/2010/wordprocessingGroup" xmlns:wpi="http://schemas.microsoft.com/office/word/2010/wordprocessingInk" xmlns:wne="http://schemas.microsoft.com/office/word/2006/wordml" xmlns:wps="http://schemas.microsoft.com/office/word/2010/wordprocessingShape" mc:Ignorable="w14 w15 w16se w16cid w16 w16cex w16sdtdh w16sdtfl w16du wp14">
+<w:endnotes xmlns:wpc="http://schemas.microsoft.com/office/word/2010/wordprocessingCanvas" xmlns:cx="http://schemas.microsoft.com/office/drawing/2014/chartex" xmlns:cx1="http://schemas.microsoft.com/office/drawing/2015/9/8/chartex" xmlns:cx2="http://schemas.microsoft.com/office/drawing/2015/10/21/chartex" xmlns:cx3="http://schemas.microsoft.com/office/drawing/2016/5/9/chartex" xmlns:cx4="http://schemas.microsoft.com/office/drawing/2016/5/10/chartex" xmlns:cx5="http://schemas.microsoft.com/office/drawing/2016/5/11/chartex" xmlns:cx6="http://schemas.microsoft.com/office/drawing/2016/5/12/chartex" xmlns:cx7="http://schemas.microsoft.com/office/drawing/2016/5/13/chartex" xmlns:cx8="http://schemas.microsoft.com/office/drawing/2016/5/14/chartex" xmlns:mc="http://schemas.openxmlformats.org/markup-compatibility/2006" xmlns:aink="http://schemas.microsoft.com/office/drawing/2016/ink" xmlns:am3d="http://schemas.microsoft.com/office/drawing/2017/model3d" xmlns:o="urn:schemas-microsoft-com:office:office" xmlns:r="http://schemas.openxmlformats.org/officeDocument/2006/relationships" xmlns:m="http://schemas.openxmlformats.org/officeDocument/2006/math" xmlns:v="urn:schemas-microsoft-com:vml" xmlns:wp14="http://schemas.microsoft.com/office/word/2010/wordprocessingDrawing" xmlns:wp="http://schemas.openxmlformats.org/drawingml/2006/wordprocessingDrawing" xmlns:w10="urn:schemas-microsoft-com:office:word" xmlns:w="http://schemas.openxmlformats.org/wordprocessingml/2006/main" xmlns:w14="http://schemas.microsoft.com/office/word/2010/wordml" xmlns:w15="http://schemas.microsoft.com/office/word/2012/wordml" xmlns:w16cid="http://schemas.microsoft.com/office/word/2016/wordml/cid" xmlns:w16se="http://schemas.microsoft.com/office/word/2015/wordml/symex" xmlns:wpg="http://schemas.microsoft.com/office/word/2010/wordprocessingGroup" xmlns:wpi="http://schemas.microsoft.com/office/word/2010/wordprocessingInk" xmlns:wne="http://schemas.microsoft.com/office/word/2006/wordml" xmlns:wps="http://schemas.microsoft.com/office/word/2010/wordprocessingShape" mc:Ignorable="w14 w15 w16se w16cid wp14">
   <w:endnote w:type="separator" w:id="-1">
     <w:p>
       <w:pPr>
@@ -682,7 +655,7 @@
 </file>
 
 <file path=word/footer1.xml><?xml version="1.0" encoding="utf-8"?>
-<w:ftr xmlns:wpc="http://schemas.microsoft.com/office/word/2010/wordprocessingCanvas" xmlns:cx="http://schemas.microsoft.com/office/drawing/2014/chartex" xmlns:cx1="http://schemas.microsoft.com/office/drawing/2015/9/8/chartex" xmlns:cx2="http://schemas.microsoft.com/office/drawing/2015/10/21/chartex" xmlns:cx3="http://schemas.microsoft.com/office/drawing/2016/5/9/chartex" xmlns:cx4="http://schemas.microsoft.com/office/drawing/2016/5/10/chartex" xmlns:cx5="http://schemas.microsoft.com/office/drawing/2016/5/11/chartex" xmlns:cx6="http://schemas.microsoft.com/office/drawing/2016/5/12/chartex" xmlns:cx7="http://schemas.microsoft.com/office/drawing/2016/5/13/chartex" xmlns:cx8="http://schemas.microsoft.com/office/drawing/2016/5/14/chartex" xmlns:mc="http://schemas.openxmlformats.org/markup-compatibility/2006" xmlns:aink="http://schemas.microsoft.com/office/drawing/2016/ink" xmlns:am3d="http://schemas.microsoft.com/office/drawing/2017/model3d" xmlns:o="urn:schemas-microsoft-com:office:office" xmlns:oel="http://schemas.microsoft.com/office/2019/extlst" xmlns:r="http://schemas.openxmlformats.org/officeDocument/2006/relationships" xmlns:m="http://schemas.openxmlformats.org/officeDocument/2006/math" xmlns:v="urn:schemas-microsoft-com:vml" xmlns:wp14="http://schemas.microsoft.com/office/word/2010/wordprocessingDrawing" xmlns:wp="http://schemas.openxmlformats.org/drawingml/2006/wordprocessingDrawing" xmlns:w10="urn:schemas-microsoft-com:office:word" xmlns:w="http://schemas.openxmlformats.org/wordprocessingml/2006/main" xmlns:w14="http://schemas.microsoft.com/office/word/2010/wordml" xmlns:w15="http://schemas.microsoft.com/office/word/2012/wordml" xmlns:w16cex="http://schemas.microsoft.com/office/word/2018/wordml/cex" xmlns:w16cid="http://schemas.microsoft.com/office/word/2016/wordml/cid" xmlns:w16="http://schemas.microsoft.com/office/word/2018/wordml" xmlns:w16du="http://schemas.microsoft.com/office/word/2023/wordml/word16du" xmlns:w16sdtdh="http://schemas.microsoft.com/office/word/2020/wordml/sdtdatahash" xmlns:w16sdtfl="http://schemas.microsoft.com/office/word/2024/wordml/sdtformatlock" xmlns:w16se="http://schemas.microsoft.com/office/word/2015/wordml/symex" xmlns:wpg="http://schemas.microsoft.com/office/word/2010/wordprocessingGroup" xmlns:wpi="http://schemas.microsoft.com/office/word/2010/wordprocessingInk" xmlns:wne="http://schemas.microsoft.com/office/word/2006/wordml" xmlns:wps="http://schemas.microsoft.com/office/word/2010/wordprocessingShape" mc:Ignorable="w14 w15 w16se w16cid w16 w16cex w16sdtdh w16sdtfl w16du wp14">
+<w:ftr xmlns:wpc="http://schemas.microsoft.com/office/word/2010/wordprocessingCanvas" xmlns:cx="http://schemas.microsoft.com/office/drawing/2014/chartex" xmlns:cx1="http://schemas.microsoft.com/office/drawing/2015/9/8/chartex" xmlns:cx2="http://schemas.microsoft.com/office/drawing/2015/10/21/chartex" xmlns:cx3="http://schemas.microsoft.com/office/drawing/2016/5/9/chartex" xmlns:cx4="http://schemas.microsoft.com/office/drawing/2016/5/10/chartex" xmlns:cx5="http://schemas.microsoft.com/office/drawing/2016/5/11/chartex" xmlns:cx6="http://schemas.microsoft.com/office/drawing/2016/5/12/chartex" xmlns:cx7="http://schemas.microsoft.com/office/drawing/2016/5/13/chartex" xmlns:cx8="http://schemas.microsoft.com/office/drawing/2016/5/14/chartex" xmlns:mc="http://schemas.openxmlformats.org/markup-compatibility/2006" xmlns:aink="http://schemas.microsoft.com/office/drawing/2016/ink" xmlns:am3d="http://schemas.microsoft.com/office/drawing/2017/model3d" xmlns:o="urn:schemas-microsoft-com:office:office" xmlns:r="http://schemas.openxmlformats.org/officeDocument/2006/relationships" xmlns:m="http://schemas.openxmlformats.org/officeDocument/2006/math" xmlns:v="urn:schemas-microsoft-com:vml" xmlns:wp14="http://schemas.microsoft.com/office/word/2010/wordprocessingDrawing" xmlns:wp="http://schemas.openxmlformats.org/drawingml/2006/wordprocessingDrawing" xmlns:w10="urn:schemas-microsoft-com:office:word" xmlns:w="http://schemas.openxmlformats.org/wordprocessingml/2006/main" xmlns:w14="http://schemas.microsoft.com/office/word/2010/wordml" xmlns:w15="http://schemas.microsoft.com/office/word/2012/wordml" xmlns:w16cid="http://schemas.microsoft.com/office/word/2016/wordml/cid" xmlns:w16se="http://schemas.microsoft.com/office/word/2015/wordml/symex" xmlns:wpg="http://schemas.microsoft.com/office/word/2010/wordprocessingGroup" xmlns:wpi="http://schemas.microsoft.com/office/word/2010/wordprocessingInk" xmlns:wne="http://schemas.microsoft.com/office/word/2006/wordml" xmlns:wps="http://schemas.microsoft.com/office/word/2010/wordprocessingShape" mc:Ignorable="w14 w15 w16se w16cid wp14">
   <w:p>
     <w:pPr>
       <w:pStyle w:val="Piedepgina"/>
@@ -692,7 +665,7 @@
 </file>
 
 <file path=word/footer2.xml><?xml version="1.0" encoding="utf-8"?>
-<w:ftr xmlns:wpc="http://schemas.microsoft.com/office/word/2010/wordprocessingCanvas" xmlns:cx="http://schemas.microsoft.com/office/drawing/2014/chartex" xmlns:cx1="http://schemas.microsoft.com/office/drawing/2015/9/8/chartex" xmlns:cx2="http://schemas.microsoft.com/office/drawing/2015/10/21/chartex" xmlns:cx3="http://schemas.microsoft.com/office/drawing/2016/5/9/chartex" xmlns:cx4="http://schemas.microsoft.com/office/drawing/2016/5/10/chartex" xmlns:cx5="http://schemas.microsoft.com/office/drawing/2016/5/11/chartex" xmlns:cx6="http://schemas.microsoft.com/office/drawing/2016/5/12/chartex" xmlns:cx7="http://schemas.microsoft.com/office/drawing/2016/5/13/chartex" xmlns:cx8="http://schemas.microsoft.com/office/drawing/2016/5/14/chartex" xmlns:mc="http://schemas.openxmlformats.org/markup-compatibility/2006" xmlns:aink="http://schemas.microsoft.com/office/drawing/2016/ink" xmlns:am3d="http://schemas.microsoft.com/office/drawing/2017/model3d" xmlns:o="urn:schemas-microsoft-com:office:office" xmlns:oel="http://schemas.microsoft.com/office/2019/extlst" xmlns:r="http://schemas.openxmlformats.org/officeDocument/2006/relationships" xmlns:m="http://schemas.openxmlformats.org/officeDocument/2006/math" xmlns:v="urn:schemas-microsoft-com:vml" xmlns:wp14="http://schemas.microsoft.com/office/word/2010/wordprocessingDrawing" xmlns:wp="http://schemas.openxmlformats.org/drawingml/2006/wordprocessingDrawing" xmlns:w10="urn:schemas-microsoft-com:office:word" xmlns:w="http://schemas.openxmlformats.org/wordprocessingml/2006/main" xmlns:w14="http://schemas.microsoft.com/office/word/2010/wordml" xmlns:w15="http://schemas.microsoft.com/office/word/2012/wordml" xmlns:w16cex="http://schemas.microsoft.com/office/word/2018/wordml/cex" xmlns:w16cid="http://schemas.microsoft.com/office/word/2016/wordml/cid" xmlns:w16="http://schemas.microsoft.com/office/word/2018/wordml" xmlns:w16du="http://schemas.microsoft.com/office/word/2023/wordml/word16du" xmlns:w16sdtdh="http://schemas.microsoft.com/office/word/2020/wordml/sdtdatahash" xmlns:w16sdtfl="http://schemas.microsoft.com/office/word/2024/wordml/sdtformatlock" xmlns:w16se="http://schemas.microsoft.com/office/word/2015/wordml/symex" xmlns:wpg="http://schemas.microsoft.com/office/word/2010/wordprocessingGroup" xmlns:wpi="http://schemas.microsoft.com/office/word/2010/wordprocessingInk" xmlns:wne="http://schemas.microsoft.com/office/word/2006/wordml" xmlns:wps="http://schemas.microsoft.com/office/word/2010/wordprocessingShape" mc:Ignorable="w14 w15 w16se w16cid w16 w16cex w16sdtdh w16sdtfl w16du wp14">
+<w:ftr xmlns:wpc="http://schemas.microsoft.com/office/word/2010/wordprocessingCanvas" xmlns:cx="http://schemas.microsoft.com/office/drawing/2014/chartex" xmlns:cx1="http://schemas.microsoft.com/office/drawing/2015/9/8/chartex" xmlns:cx2="http://schemas.microsoft.com/office/drawing/2015/10/21/chartex" xmlns:cx3="http://schemas.microsoft.com/office/drawing/2016/5/9/chartex" xmlns:cx4="http://schemas.microsoft.com/office/drawing/2016/5/10/chartex" xmlns:cx5="http://schemas.microsoft.com/office/drawing/2016/5/11/chartex" xmlns:cx6="http://schemas.microsoft.com/office/drawing/2016/5/12/chartex" xmlns:cx7="http://schemas.microsoft.com/office/drawing/2016/5/13/chartex" xmlns:cx8="http://schemas.microsoft.com/office/drawing/2016/5/14/chartex" xmlns:mc="http://schemas.openxmlformats.org/markup-compatibility/2006" xmlns:aink="http://schemas.microsoft.com/office/drawing/2016/ink" xmlns:am3d="http://schemas.microsoft.com/office/drawing/2017/model3d" xmlns:o="urn:schemas-microsoft-com:office:office" xmlns:r="http://schemas.openxmlformats.org/officeDocument/2006/relationships" xmlns:m="http://schemas.openxmlformats.org/officeDocument/2006/math" xmlns:v="urn:schemas-microsoft-com:vml" xmlns:wp14="http://schemas.microsoft.com/office/word/2010/wordprocessingDrawing" xmlns:wp="http://schemas.openxmlformats.org/drawingml/2006/wordprocessingDrawing" xmlns:w10="urn:schemas-microsoft-com:office:word" xmlns:w="http://schemas.openxmlformats.org/wordprocessingml/2006/main" xmlns:w14="http://schemas.microsoft.com/office/word/2010/wordml" xmlns:w15="http://schemas.microsoft.com/office/word/2012/wordml" xmlns:w16cid="http://schemas.microsoft.com/office/word/2016/wordml/cid" xmlns:w16se="http://schemas.microsoft.com/office/word/2015/wordml/symex" xmlns:wpg="http://schemas.microsoft.com/office/word/2010/wordprocessingGroup" xmlns:wpi="http://schemas.microsoft.com/office/word/2010/wordprocessingInk" xmlns:wne="http://schemas.microsoft.com/office/word/2006/wordml" xmlns:wps="http://schemas.microsoft.com/office/word/2010/wordprocessingShape" mc:Ignorable="w14 w15 w16se w16cid wp14">
   <w:p>
     <w:pPr>
       <w:pStyle w:val="Piedepgina"/>
@@ -702,7 +675,7 @@
 </file>
 
 <file path=word/footer3.xml><?xml version="1.0" encoding="utf-8"?>
-<w:ftr xmlns:wpc="http://schemas.microsoft.com/office/word/2010/wordprocessingCanvas" xmlns:cx="http://schemas.microsoft.com/office/drawing/2014/chartex" xmlns:cx1="http://schemas.microsoft.com/office/drawing/2015/9/8/chartex" xmlns:cx2="http://schemas.microsoft.com/office/drawing/2015/10/21/chartex" xmlns:cx3="http://schemas.microsoft.com/office/drawing/2016/5/9/chartex" xmlns:cx4="http://schemas.microsoft.com/office/drawing/2016/5/10/chartex" xmlns:cx5="http://schemas.microsoft.com/office/drawing/2016/5/11/chartex" xmlns:cx6="http://schemas.microsoft.com/office/drawing/2016/5/12/chartex" xmlns:cx7="http://schemas.microsoft.com/office/drawing/2016/5/13/chartex" xmlns:cx8="http://schemas.microsoft.com/office/drawing/2016/5/14/chartex" xmlns:mc="http://schemas.openxmlformats.org/markup-compatibility/2006" xmlns:aink="http://schemas.microsoft.com/office/drawing/2016/ink" xmlns:am3d="http://schemas.microsoft.com/office/drawing/2017/model3d" xmlns:o="urn:schemas-microsoft-com:office:office" xmlns:oel="http://schemas.microsoft.com/office/2019/extlst" xmlns:r="http://schemas.openxmlformats.org/officeDocument/2006/relationships" xmlns:m="http://schemas.openxmlformats.org/officeDocument/2006/math" xmlns:v="urn:schemas-microsoft-com:vml" xmlns:wp14="http://schemas.microsoft.com/office/word/2010/wordprocessingDrawing" xmlns:wp="http://schemas.openxmlformats.org/drawingml/2006/wordprocessingDrawing" xmlns:w10="urn:schemas-microsoft-com:office:word" xmlns:w="http://schemas.openxmlformats.org/wordprocessingml/2006/main" xmlns:w14="http://schemas.microsoft.com/office/word/2010/wordml" xmlns:w15="http://schemas.microsoft.com/office/word/2012/wordml" xmlns:w16cex="http://schemas.microsoft.com/office/word/2018/wordml/cex" xmlns:w16cid="http://schemas.microsoft.com/office/word/2016/wordml/cid" xmlns:w16="http://schemas.microsoft.com/office/word/2018/wordml" xmlns:w16du="http://schemas.microsoft.com/office/word/2023/wordml/word16du" xmlns:w16sdtdh="http://schemas.microsoft.com/office/word/2020/wordml/sdtdatahash" xmlns:w16sdtfl="http://schemas.microsoft.com/office/word/2024/wordml/sdtformatlock" xmlns:w16se="http://schemas.microsoft.com/office/word/2015/wordml/symex" xmlns:wpg="http://schemas.microsoft.com/office/word/2010/wordprocessingGroup" xmlns:wpi="http://schemas.microsoft.com/office/word/2010/wordprocessingInk" xmlns:wne="http://schemas.microsoft.com/office/word/2006/wordml" xmlns:wps="http://schemas.microsoft.com/office/word/2010/wordprocessingShape" mc:Ignorable="w14 w15 w16se w16cid w16 w16cex w16sdtdh w16sdtfl w16du wp14">
+<w:ftr xmlns:wpc="http://schemas.microsoft.com/office/word/2010/wordprocessingCanvas" xmlns:cx="http://schemas.microsoft.com/office/drawing/2014/chartex" xmlns:cx1="http://schemas.microsoft.com/office/drawing/2015/9/8/chartex" xmlns:cx2="http://schemas.microsoft.com/office/drawing/2015/10/21/chartex" xmlns:cx3="http://schemas.microsoft.com/office/drawing/2016/5/9/chartex" xmlns:cx4="http://schemas.microsoft.com/office/drawing/2016/5/10/chartex" xmlns:cx5="http://schemas.microsoft.com/office/drawing/2016/5/11/chartex" xmlns:cx6="http://schemas.microsoft.com/office/drawing/2016/5/12/chartex" xmlns:cx7="http://schemas.microsoft.com/office/drawing/2016/5/13/chartex" xmlns:cx8="http://schemas.microsoft.com/office/drawing/2016/5/14/chartex" xmlns:mc="http://schemas.openxmlformats.org/markup-compatibility/2006" xmlns:aink="http://schemas.microsoft.com/office/drawing/2016/ink" xmlns:am3d="http://schemas.microsoft.com/office/drawing/2017/model3d" xmlns:o="urn:schemas-microsoft-com:office:office" xmlns:r="http://schemas.openxmlformats.org/officeDocument/2006/relationships" xmlns:m="http://schemas.openxmlformats.org/officeDocument/2006/math" xmlns:v="urn:schemas-microsoft-com:vml" xmlns:wp14="http://schemas.microsoft.com/office/word/2010/wordprocessingDrawing" xmlns:wp="http://schemas.openxmlformats.org/drawingml/2006/wordprocessingDrawing" xmlns:w10="urn:schemas-microsoft-com:office:word" xmlns:w="http://schemas.openxmlformats.org/wordprocessingml/2006/main" xmlns:w14="http://schemas.microsoft.com/office/word/2010/wordml" xmlns:w15="http://schemas.microsoft.com/office/word/2012/wordml" xmlns:w16cid="http://schemas.microsoft.com/office/word/2016/wordml/cid" xmlns:w16se="http://schemas.microsoft.com/office/word/2015/wordml/symex" xmlns:wpg="http://schemas.microsoft.com/office/word/2010/wordprocessingGroup" xmlns:wpi="http://schemas.microsoft.com/office/word/2010/wordprocessingInk" xmlns:wne="http://schemas.microsoft.com/office/word/2006/wordml" xmlns:wps="http://schemas.microsoft.com/office/word/2010/wordprocessingShape" mc:Ignorable="w14 w15 w16se w16cid wp14">
   <w:p>
     <w:pPr>
       <w:pStyle w:val="Piedepgina"/>
@@ -712,7 +685,7 @@
 </file>
 
 <file path=word/footnotes.xml><?xml version="1.0" encoding="utf-8"?>
-<w:footnotes xmlns:wpc="http://schemas.microsoft.com/office/word/2010/wordprocessingCanvas" xmlns:cx="http://schemas.microsoft.com/office/drawing/2014/chartex" xmlns:cx1="http://schemas.microsoft.com/office/drawing/2015/9/8/chartex" xmlns:cx2="http://schemas.microsoft.com/office/drawing/2015/10/21/chartex" xmlns:cx3="http://schemas.microsoft.com/office/drawing/2016/5/9/chartex" xmlns:cx4="http://schemas.microsoft.com/office/drawing/2016/5/10/chartex" xmlns:cx5="http://schemas.microsoft.com/office/drawing/2016/5/11/chartex" xmlns:cx6="http://schemas.microsoft.com/office/drawing/2016/5/12/chartex" xmlns:cx7="http://schemas.microsoft.com/office/drawing/2016/5/13/chartex" xmlns:cx8="http://schemas.microsoft.com/office/drawing/2016/5/14/chartex" xmlns:mc="http://schemas.openxmlformats.org/markup-compatibility/2006" xmlns:aink="http://schemas.microsoft.com/office/drawing/2016/ink" xmlns:am3d="http://schemas.microsoft.com/office/drawing/2017/model3d" xmlns:o="urn:schemas-microsoft-com:office:office" xmlns:oel="http://schemas.microsoft.com/office/2019/extlst" xmlns:r="http://schemas.openxmlformats.org/officeDocument/2006/relationships" xmlns:m="http://schemas.openxmlformats.org/officeDocument/2006/math" xmlns:v="urn:schemas-microsoft-com:vml" xmlns:wp14="http://schemas.microsoft.com/office/word/2010/wordprocessingDrawing" xmlns:wp="http://schemas.openxmlformats.org/drawingml/2006/wordprocessingDrawing" xmlns:w10="urn:schemas-microsoft-com:office:word" xmlns:w="http://schemas.openxmlformats.org/wordprocessingml/2006/main" xmlns:w14="http://schemas.microsoft.com/office/word/2010/wordml" xmlns:w15="http://schemas.microsoft.com/office/word/2012/wordml" xmlns:w16cex="http://schemas.microsoft.com/office/word/2018/wordml/cex" xmlns:w16cid="http://schemas.microsoft.com/office/word/2016/wordml/cid" xmlns:w16="http://schemas.microsoft.com/office/word/2018/wordml" xmlns:w16du="http://schemas.microsoft.com/office/word/2023/wordml/word16du" xmlns:w16sdtdh="http://schemas.microsoft.com/office/word/2020/wordml/sdtdatahash" xmlns:w16sdtfl="http://schemas.microsoft.com/office/word/2024/wordml/sdtformatlock" xmlns:w16se="http://schemas.microsoft.com/office/word/2015/wordml/symex" xmlns:wpg="http://schemas.microsoft.com/office/word/2010/wordprocessingGroup" xmlns:wpi="http://schemas.microsoft.com/office/word/2010/wordprocessingInk" xmlns:wne="http://schemas.microsoft.com/office/word/2006/wordml" xmlns:wps="http://schemas.microsoft.com/office/word/2010/wordprocessingShape" mc:Ignorable="w14 w15 w16se w16cid w16 w16cex w16sdtdh w16sdtfl w16du wp14">
+<w:footnotes xmlns:wpc="http://schemas.microsoft.com/office/word/2010/wordprocessingCanvas" xmlns:cx="http://schemas.microsoft.com/office/drawing/2014/chartex" xmlns:cx1="http://schemas.microsoft.com/office/drawing/2015/9/8/chartex" xmlns:cx2="http://schemas.microsoft.com/office/drawing/2015/10/21/chartex" xmlns:cx3="http://schemas.microsoft.com/office/drawing/2016/5/9/chartex" xmlns:cx4="http://schemas.microsoft.com/office/drawing/2016/5/10/chartex" xmlns:cx5="http://schemas.microsoft.com/office/drawing/2016/5/11/chartex" xmlns:cx6="http://schemas.microsoft.com/office/drawing/2016/5/12/chartex" xmlns:cx7="http://schemas.microsoft.com/office/drawing/2016/5/13/chartex" xmlns:cx8="http://schemas.microsoft.com/office/drawing/2016/5/14/chartex" xmlns:mc="http://schemas.openxmlformats.org/markup-compatibility/2006" xmlns:aink="http://schemas.microsoft.com/office/drawing/2016/ink" xmlns:am3d="http://schemas.microsoft.com/office/drawing/2017/model3d" xmlns:o="urn:schemas-microsoft-com:office:office" xmlns:r="http://schemas.openxmlformats.org/officeDocument/2006/relationships" xmlns:m="http://schemas.openxmlformats.org/officeDocument/2006/math" xmlns:v="urn:schemas-microsoft-com:vml" xmlns:wp14="http://schemas.microsoft.com/office/word/2010/wordprocessingDrawing" xmlns:wp="http://schemas.openxmlformats.org/drawingml/2006/wordprocessingDrawing" xmlns:w10="urn:schemas-microsoft-com:office:word" xmlns:w="http://schemas.openxmlformats.org/wordprocessingml/2006/main" xmlns:w14="http://schemas.microsoft.com/office/word/2010/wordml" xmlns:w15="http://schemas.microsoft.com/office/word/2012/wordml" xmlns:w16cid="http://schemas.microsoft.com/office/word/2016/wordml/cid" xmlns:w16se="http://schemas.microsoft.com/office/word/2015/wordml/symex" xmlns:wpg="http://schemas.microsoft.com/office/word/2010/wordprocessingGroup" xmlns:wpi="http://schemas.microsoft.com/office/word/2010/wordprocessingInk" xmlns:wne="http://schemas.microsoft.com/office/word/2006/wordml" xmlns:wps="http://schemas.microsoft.com/office/word/2010/wordprocessingShape" mc:Ignorable="w14 w15 w16se w16cid wp14">
   <w:footnote w:type="separator" w:id="-1">
     <w:p>
       <w:pPr>
@@ -737,7 +710,7 @@
 </file>
 
 <file path=word/header1.xml><?xml version="1.0" encoding="utf-8"?>
-<w:hdr xmlns:wpc="http://schemas.microsoft.com/office/word/2010/wordprocessingCanvas" xmlns:cx="http://schemas.microsoft.com/office/drawing/2014/chartex" xmlns:cx1="http://schemas.microsoft.com/office/drawing/2015/9/8/chartex" xmlns:cx2="http://schemas.microsoft.com/office/drawing/2015/10/21/chartex" xmlns:cx3="http://schemas.microsoft.com/office/drawing/2016/5/9/chartex" xmlns:cx4="http://schemas.microsoft.com/office/drawing/2016/5/10/chartex" xmlns:cx5="http://schemas.microsoft.com/office/drawing/2016/5/11/chartex" xmlns:cx6="http://schemas.microsoft.com/office/drawing/2016/5/12/chartex" xmlns:cx7="http://schemas.microsoft.com/office/drawing/2016/5/13/chartex" xmlns:cx8="http://schemas.microsoft.com/office/drawing/2016/5/14/chartex" xmlns:mc="http://schemas.openxmlformats.org/markup-compatibility/2006" xmlns:aink="http://schemas.microsoft.com/office/drawing/2016/ink" xmlns:am3d="http://schemas.microsoft.com/office/drawing/2017/model3d" xmlns:o="urn:schemas-microsoft-com:office:office" xmlns:oel="http://schemas.microsoft.com/office/2019/extlst" xmlns:r="http://schemas.openxmlformats.org/officeDocument/2006/relationships" xmlns:m="http://schemas.openxmlformats.org/officeDocument/2006/math" xmlns:v="urn:schemas-microsoft-com:vml" xmlns:wp14="http://schemas.microsoft.com/office/word/2010/wordprocessingDrawing" xmlns:wp="http://schemas.openxmlformats.org/drawingml/2006/wordprocessingDrawing" xmlns:w10="urn:schemas-microsoft-com:office:word" xmlns:w="http://schemas.openxmlformats.org/wordprocessingml/2006/main" xmlns:w14="http://schemas.microsoft.com/office/word/2010/wordml" xmlns:w15="http://schemas.microsoft.com/office/word/2012/wordml" xmlns:w16cex="http://schemas.microsoft.com/office/word/2018/wordml/cex" xmlns:w16cid="http://schemas.microsoft.com/office/word/2016/wordml/cid" xmlns:w16="http://schemas.microsoft.com/office/word/2018/wordml" xmlns:w16du="http://schemas.microsoft.com/office/word/2023/wordml/word16du" xmlns:w16sdtdh="http://schemas.microsoft.com/office/word/2020/wordml/sdtdatahash" xmlns:w16sdtfl="http://schemas.microsoft.com/office/word/2024/wordml/sdtformatlock" xmlns:w16se="http://schemas.microsoft.com/office/word/2015/wordml/symex" xmlns:wpg="http://schemas.microsoft.com/office/word/2010/wordprocessingGroup" xmlns:wpi="http://schemas.microsoft.com/office/word/2010/wordprocessingInk" xmlns:wne="http://schemas.microsoft.com/office/word/2006/wordml" xmlns:wps="http://schemas.microsoft.com/office/word/2010/wordprocessingShape" mc:Ignorable="w14 w15 w16se w16cid w16 w16cex w16sdtdh w16sdtfl w16du wp14">
+<w:hdr xmlns:wpc="http://schemas.microsoft.com/office/word/2010/wordprocessingCanvas" xmlns:cx="http://schemas.microsoft.com/office/drawing/2014/chartex" xmlns:cx1="http://schemas.microsoft.com/office/drawing/2015/9/8/chartex" xmlns:cx2="http://schemas.microsoft.com/office/drawing/2015/10/21/chartex" xmlns:cx3="http://schemas.microsoft.com/office/drawing/2016/5/9/chartex" xmlns:cx4="http://schemas.microsoft.com/office/drawing/2016/5/10/chartex" xmlns:cx5="http://schemas.microsoft.com/office/drawing/2016/5/11/chartex" xmlns:cx6="http://schemas.microsoft.com/office/drawing/2016/5/12/chartex" xmlns:cx7="http://schemas.microsoft.com/office/drawing/2016/5/13/chartex" xmlns:cx8="http://schemas.microsoft.com/office/drawing/2016/5/14/chartex" xmlns:mc="http://schemas.openxmlformats.org/markup-compatibility/2006" xmlns:aink="http://schemas.microsoft.com/office/drawing/2016/ink" xmlns:am3d="http://schemas.microsoft.com/office/drawing/2017/model3d" xmlns:o="urn:schemas-microsoft-com:office:office" xmlns:r="http://schemas.openxmlformats.org/officeDocument/2006/relationships" xmlns:m="http://schemas.openxmlformats.org/officeDocument/2006/math" xmlns:v="urn:schemas-microsoft-com:vml" xmlns:wp14="http://schemas.microsoft.com/office/word/2010/wordprocessingDrawing" xmlns:wp="http://schemas.openxmlformats.org/drawingml/2006/wordprocessingDrawing" xmlns:w10="urn:schemas-microsoft-com:office:word" xmlns:w="http://schemas.openxmlformats.org/wordprocessingml/2006/main" xmlns:w14="http://schemas.microsoft.com/office/word/2010/wordml" xmlns:w15="http://schemas.microsoft.com/office/word/2012/wordml" xmlns:w16cid="http://schemas.microsoft.com/office/word/2016/wordml/cid" xmlns:w16se="http://schemas.microsoft.com/office/word/2015/wordml/symex" xmlns:wpg="http://schemas.microsoft.com/office/word/2010/wordprocessingGroup" xmlns:wpi="http://schemas.microsoft.com/office/word/2010/wordprocessingInk" xmlns:wne="http://schemas.microsoft.com/office/word/2006/wordml" xmlns:wps="http://schemas.microsoft.com/office/word/2010/wordprocessingShape" mc:Ignorable="w14 w15 w16se w16cid wp14">
   <w:p>
     <w:pPr>
       <w:pStyle w:val="Encabezado"/>
@@ -747,7 +720,7 @@
 </file>
 
 <file path=word/header2.xml><?xml version="1.0" encoding="utf-8"?>
-<w:hdr xmlns:wpc="http://schemas.microsoft.com/office/word/2010/wordprocessingCanvas" xmlns:cx="http://schemas.microsoft.com/office/drawing/2014/chartex" xmlns:cx1="http://schemas.microsoft.com/office/drawing/2015/9/8/chartex" xmlns:cx2="http://schemas.microsoft.com/office/drawing/2015/10/21/chartex" xmlns:cx3="http://schemas.microsoft.com/office/drawing/2016/5/9/chartex" xmlns:cx4="http://schemas.microsoft.com/office/drawing/2016/5/10/chartex" xmlns:cx5="http://schemas.microsoft.com/office/drawing/2016/5/11/chartex" xmlns:cx6="http://schemas.microsoft.com/office/drawing/2016/5/12/chartex" xmlns:cx7="http://schemas.microsoft.com/office/drawing/2016/5/13/chartex" xmlns:cx8="http://schemas.microsoft.com/office/drawing/2016/5/14/chartex" xmlns:mc="http://schemas.openxmlformats.org/markup-compatibility/2006" xmlns:aink="http://schemas.microsoft.com/office/drawing/2016/ink" xmlns:am3d="http://schemas.microsoft.com/office/drawing/2017/model3d" xmlns:o="urn:schemas-microsoft-com:office:office" xmlns:oel="http://schemas.microsoft.com/office/2019/extlst" xmlns:r="http://schemas.openxmlformats.org/officeDocument/2006/relationships" xmlns:m="http://schemas.openxmlformats.org/officeDocument/2006/math" xmlns:v="urn:schemas-microsoft-com:vml" xmlns:wp14="http://schemas.microsoft.com/office/word/2010/wordprocessingDrawing" xmlns:wp="http://schemas.openxmlformats.org/drawingml/2006/wordprocessingDrawing" xmlns:w10="urn:schemas-microsoft-com:office:word" xmlns:w="http://schemas.openxmlformats.org/wordprocessingml/2006/main" xmlns:w14="http://schemas.microsoft.com/office/word/2010/wordml" xmlns:w15="http://schemas.microsoft.com/office/word/2012/wordml" xmlns:w16cex="http://schemas.microsoft.com/office/word/2018/wordml/cex" xmlns:w16cid="http://schemas.microsoft.com/office/word/2016/wordml/cid" xmlns:w16="http://schemas.microsoft.com/office/word/2018/wordml" xmlns:w16du="http://schemas.microsoft.com/office/word/2023/wordml/word16du" xmlns:w16sdtdh="http://schemas.microsoft.com/office/word/2020/wordml/sdtdatahash" xmlns:w16sdtfl="http://schemas.microsoft.com/office/word/2024/wordml/sdtformatlock" xmlns:w16se="http://schemas.microsoft.com/office/word/2015/wordml/symex" xmlns:wpg="http://schemas.microsoft.com/office/word/2010/wordprocessingGroup" xmlns:wpi="http://schemas.microsoft.com/office/word/2010/wordprocessingInk" xmlns:wne="http://schemas.microsoft.com/office/word/2006/wordml" xmlns:wps="http://schemas.microsoft.com/office/word/2010/wordprocessingShape" mc:Ignorable="w14 w15 w16se w16cid w16 w16cex w16sdtdh w16sdtfl w16du wp14">
+<w:hdr xmlns:wpc="http://schemas.microsoft.com/office/word/2010/wordprocessingCanvas" xmlns:cx="http://schemas.microsoft.com/office/drawing/2014/chartex" xmlns:cx1="http://schemas.microsoft.com/office/drawing/2015/9/8/chartex" xmlns:cx2="http://schemas.microsoft.com/office/drawing/2015/10/21/chartex" xmlns:cx3="http://schemas.microsoft.com/office/drawing/2016/5/9/chartex" xmlns:cx4="http://schemas.microsoft.com/office/drawing/2016/5/10/chartex" xmlns:cx5="http://schemas.microsoft.com/office/drawing/2016/5/11/chartex" xmlns:cx6="http://schemas.microsoft.com/office/drawing/2016/5/12/chartex" xmlns:cx7="http://schemas.microsoft.com/office/drawing/2016/5/13/chartex" xmlns:cx8="http://schemas.microsoft.com/office/drawing/2016/5/14/chartex" xmlns:mc="http://schemas.openxmlformats.org/markup-compatibility/2006" xmlns:aink="http://schemas.microsoft.com/office/drawing/2016/ink" xmlns:am3d="http://schemas.microsoft.com/office/drawing/2017/model3d" xmlns:o="urn:schemas-microsoft-com:office:office" xmlns:r="http://schemas.openxmlformats.org/officeDocument/2006/relationships" xmlns:m="http://schemas.openxmlformats.org/officeDocument/2006/math" xmlns:v="urn:schemas-microsoft-com:vml" xmlns:wp14="http://schemas.microsoft.com/office/word/2010/wordprocessingDrawing" xmlns:wp="http://schemas.openxmlformats.org/drawingml/2006/wordprocessingDrawing" xmlns:w10="urn:schemas-microsoft-com:office:word" xmlns:w="http://schemas.openxmlformats.org/wordprocessingml/2006/main" xmlns:w14="http://schemas.microsoft.com/office/word/2010/wordml" xmlns:w15="http://schemas.microsoft.com/office/word/2012/wordml" xmlns:w16cid="http://schemas.microsoft.com/office/word/2016/wordml/cid" xmlns:w16se="http://schemas.microsoft.com/office/word/2015/wordml/symex" xmlns:wpg="http://schemas.microsoft.com/office/word/2010/wordprocessingGroup" xmlns:wpi="http://schemas.microsoft.com/office/word/2010/wordprocessingInk" xmlns:wne="http://schemas.microsoft.com/office/word/2006/wordml" xmlns:wps="http://schemas.microsoft.com/office/word/2010/wordprocessingShape" mc:Ignorable="w14 w15 w16se w16cid wp14">
   <w:tbl>
     <w:tblPr>
       <w:tblW w:w="5157" w:type="pct"/>
@@ -1090,17 +1063,7 @@
               <w:sz w:val="18"/>
               <w:szCs w:val="18"/>
             </w:rPr>
-            <w:t xml:space="preserve">Versión: </w:t>
-          </w:r>
-          <w:r>
-            <w:rPr>
-              <w:rFonts w:cs="Arial"/>
-              <w:b/>
-              <w:bCs/>
-              <w:sz w:val="18"/>
-              <w:szCs w:val="18"/>
-            </w:rPr>
-            <w:t>0</w:t>
+            <w:t>Versión: 0</w:t>
           </w:r>
           <w:r>
             <w:rPr>
@@ -1434,7 +1397,7 @@
 </file>
 
 <file path=word/header3.xml><?xml version="1.0" encoding="utf-8"?>
-<w:hdr xmlns:wpc="http://schemas.microsoft.com/office/word/2010/wordprocessingCanvas" xmlns:cx="http://schemas.microsoft.com/office/drawing/2014/chartex" xmlns:cx1="http://schemas.microsoft.com/office/drawing/2015/9/8/chartex" xmlns:cx2="http://schemas.microsoft.com/office/drawing/2015/10/21/chartex" xmlns:cx3="http://schemas.microsoft.com/office/drawing/2016/5/9/chartex" xmlns:cx4="http://schemas.microsoft.com/office/drawing/2016/5/10/chartex" xmlns:cx5="http://schemas.microsoft.com/office/drawing/2016/5/11/chartex" xmlns:cx6="http://schemas.microsoft.com/office/drawing/2016/5/12/chartex" xmlns:cx7="http://schemas.microsoft.com/office/drawing/2016/5/13/chartex" xmlns:cx8="http://schemas.microsoft.com/office/drawing/2016/5/14/chartex" xmlns:mc="http://schemas.openxmlformats.org/markup-compatibility/2006" xmlns:aink="http://schemas.microsoft.com/office/drawing/2016/ink" xmlns:am3d="http://schemas.microsoft.com/office/drawing/2017/model3d" xmlns:o="urn:schemas-microsoft-com:office:office" xmlns:oel="http://schemas.microsoft.com/office/2019/extlst" xmlns:r="http://schemas.openxmlformats.org/officeDocument/2006/relationships" xmlns:m="http://schemas.openxmlformats.org/officeDocument/2006/math" xmlns:v="urn:schemas-microsoft-com:vml" xmlns:wp14="http://schemas.microsoft.com/office/word/2010/wordprocessingDrawing" xmlns:wp="http://schemas.openxmlformats.org/drawingml/2006/wordprocessingDrawing" xmlns:w10="urn:schemas-microsoft-com:office:word" xmlns:w="http://schemas.openxmlformats.org/wordprocessingml/2006/main" xmlns:w14="http://schemas.microsoft.com/office/word/2010/wordml" xmlns:w15="http://schemas.microsoft.com/office/word/2012/wordml" xmlns:w16cex="http://schemas.microsoft.com/office/word/2018/wordml/cex" xmlns:w16cid="http://schemas.microsoft.com/office/word/2016/wordml/cid" xmlns:w16="http://schemas.microsoft.com/office/word/2018/wordml" xmlns:w16du="http://schemas.microsoft.com/office/word/2023/wordml/word16du" xmlns:w16sdtdh="http://schemas.microsoft.com/office/word/2020/wordml/sdtdatahash" xmlns:w16sdtfl="http://schemas.microsoft.com/office/word/2024/wordml/sdtformatlock" xmlns:w16se="http://schemas.microsoft.com/office/word/2015/wordml/symex" xmlns:wpg="http://schemas.microsoft.com/office/word/2010/wordprocessingGroup" xmlns:wpi="http://schemas.microsoft.com/office/word/2010/wordprocessingInk" xmlns:wne="http://schemas.microsoft.com/office/word/2006/wordml" xmlns:wps="http://schemas.microsoft.com/office/word/2010/wordprocessingShape" mc:Ignorable="w14 w15 w16se w16cid w16 w16cex w16sdtdh w16sdtfl w16du wp14">
+<w:hdr xmlns:wpc="http://schemas.microsoft.com/office/word/2010/wordprocessingCanvas" xmlns:cx="http://schemas.microsoft.com/office/drawing/2014/chartex" xmlns:cx1="http://schemas.microsoft.com/office/drawing/2015/9/8/chartex" xmlns:cx2="http://schemas.microsoft.com/office/drawing/2015/10/21/chartex" xmlns:cx3="http://schemas.microsoft.com/office/drawing/2016/5/9/chartex" xmlns:cx4="http://schemas.microsoft.com/office/drawing/2016/5/10/chartex" xmlns:cx5="http://schemas.microsoft.com/office/drawing/2016/5/11/chartex" xmlns:cx6="http://schemas.microsoft.com/office/drawing/2016/5/12/chartex" xmlns:cx7="http://schemas.microsoft.com/office/drawing/2016/5/13/chartex" xmlns:cx8="http://schemas.microsoft.com/office/drawing/2016/5/14/chartex" xmlns:mc="http://schemas.openxmlformats.org/markup-compatibility/2006" xmlns:aink="http://schemas.microsoft.com/office/drawing/2016/ink" xmlns:am3d="http://schemas.microsoft.com/office/drawing/2017/model3d" xmlns:o="urn:schemas-microsoft-com:office:office" xmlns:r="http://schemas.openxmlformats.org/officeDocument/2006/relationships" xmlns:m="http://schemas.openxmlformats.org/officeDocument/2006/math" xmlns:v="urn:schemas-microsoft-com:vml" xmlns:wp14="http://schemas.microsoft.com/office/word/2010/wordprocessingDrawing" xmlns:wp="http://schemas.openxmlformats.org/drawingml/2006/wordprocessingDrawing" xmlns:w10="urn:schemas-microsoft-com:office:word" xmlns:w="http://schemas.openxmlformats.org/wordprocessingml/2006/main" xmlns:w14="http://schemas.microsoft.com/office/word/2010/wordml" xmlns:w15="http://schemas.microsoft.com/office/word/2012/wordml" xmlns:w16cid="http://schemas.microsoft.com/office/word/2016/wordml/cid" xmlns:w16se="http://schemas.microsoft.com/office/word/2015/wordml/symex" xmlns:wpg="http://schemas.microsoft.com/office/word/2010/wordprocessingGroup" xmlns:wpi="http://schemas.microsoft.com/office/word/2010/wordprocessingInk" xmlns:wne="http://schemas.microsoft.com/office/word/2006/wordml" xmlns:wps="http://schemas.microsoft.com/office/word/2010/wordprocessingShape" mc:Ignorable="w14 w15 w16se w16cid wp14">
   <w:p>
     <w:pPr>
       <w:pStyle w:val="Encabezado"/>
@@ -1444,7 +1407,7 @@
 </file>
 
 <file path=word/numbering.xml><?xml version="1.0" encoding="utf-8"?>
-<w:numbering xmlns:wpc="http://schemas.microsoft.com/office/word/2010/wordprocessingCanvas" xmlns:cx="http://schemas.microsoft.com/office/drawing/2014/chartex" xmlns:cx1="http://schemas.microsoft.com/office/drawing/2015/9/8/chartex" xmlns:cx2="http://schemas.microsoft.com/office/drawing/2015/10/21/chartex" xmlns:cx3="http://schemas.microsoft.com/office/drawing/2016/5/9/chartex" xmlns:cx4="http://schemas.microsoft.com/office/drawing/2016/5/10/chartex" xmlns:cx5="http://schemas.microsoft.com/office/drawing/2016/5/11/chartex" xmlns:cx6="http://schemas.microsoft.com/office/drawing/2016/5/12/chartex" xmlns:cx7="http://schemas.microsoft.com/office/drawing/2016/5/13/chartex" xmlns:cx8="http://schemas.microsoft.com/office/drawing/2016/5/14/chartex" xmlns:mc="http://schemas.openxmlformats.org/markup-compatibility/2006" xmlns:aink="http://schemas.microsoft.com/office/drawing/2016/ink" xmlns:am3d="http://schemas.microsoft.com/office/drawing/2017/model3d" xmlns:o="urn:schemas-microsoft-com:office:office" xmlns:oel="http://schemas.microsoft.com/office/2019/extlst" xmlns:r="http://schemas.openxmlformats.org/officeDocument/2006/relationships" xmlns:m="http://schemas.openxmlformats.org/officeDocument/2006/math" xmlns:v="urn:schemas-microsoft-com:vml" xmlns:wp14="http://schemas.microsoft.com/office/word/2010/wordprocessingDrawing" xmlns:wp="http://schemas.openxmlformats.org/drawingml/2006/wordprocessingDrawing" xmlns:w10="urn:schemas-microsoft-com:office:word" xmlns:w="http://schemas.openxmlformats.org/wordprocessingml/2006/main" xmlns:w14="http://schemas.microsoft.com/office/word/2010/wordml" xmlns:w15="http://schemas.microsoft.com/office/word/2012/wordml" xmlns:w16cex="http://schemas.microsoft.com/office/word/2018/wordml/cex" xmlns:w16cid="http://schemas.microsoft.com/office/word/2016/wordml/cid" xmlns:w16="http://schemas.microsoft.com/office/word/2018/wordml" xmlns:w16du="http://schemas.microsoft.com/office/word/2023/wordml/word16du" xmlns:w16sdtdh="http://schemas.microsoft.com/office/word/2020/wordml/sdtdatahash" xmlns:w16sdtfl="http://schemas.microsoft.com/office/word/2024/wordml/sdtformatlock" xmlns:w16se="http://schemas.microsoft.com/office/word/2015/wordml/symex" xmlns:wpg="http://schemas.microsoft.com/office/word/2010/wordprocessingGroup" xmlns:wpi="http://schemas.microsoft.com/office/word/2010/wordprocessingInk" xmlns:wne="http://schemas.microsoft.com/office/word/2006/wordml" xmlns:wps="http://schemas.microsoft.com/office/word/2010/wordprocessingShape" mc:Ignorable="w14 w15 w16se w16cid w16 w16cex w16sdtdh w16sdtfl w16du wp14">
+<w:numbering xmlns:wpc="http://schemas.microsoft.com/office/word/2010/wordprocessingCanvas" xmlns:cx="http://schemas.microsoft.com/office/drawing/2014/chartex" xmlns:cx1="http://schemas.microsoft.com/office/drawing/2015/9/8/chartex" xmlns:cx2="http://schemas.microsoft.com/office/drawing/2015/10/21/chartex" xmlns:cx3="http://schemas.microsoft.com/office/drawing/2016/5/9/chartex" xmlns:cx4="http://schemas.microsoft.com/office/drawing/2016/5/10/chartex" xmlns:cx5="http://schemas.microsoft.com/office/drawing/2016/5/11/chartex" xmlns:cx6="http://schemas.microsoft.com/office/drawing/2016/5/12/chartex" xmlns:cx7="http://schemas.microsoft.com/office/drawing/2016/5/13/chartex" xmlns:cx8="http://schemas.microsoft.com/office/drawing/2016/5/14/chartex" xmlns:mc="http://schemas.openxmlformats.org/markup-compatibility/2006" xmlns:aink="http://schemas.microsoft.com/office/drawing/2016/ink" xmlns:am3d="http://schemas.microsoft.com/office/drawing/2017/model3d" xmlns:o="urn:schemas-microsoft-com:office:office" xmlns:r="http://schemas.openxmlformats.org/officeDocument/2006/relationships" xmlns:m="http://schemas.openxmlformats.org/officeDocument/2006/math" xmlns:v="urn:schemas-microsoft-com:vml" xmlns:wp14="http://schemas.microsoft.com/office/word/2010/wordprocessingDrawing" xmlns:wp="http://schemas.openxmlformats.org/drawingml/2006/wordprocessingDrawing" xmlns:w10="urn:schemas-microsoft-com:office:word" xmlns:w="http://schemas.openxmlformats.org/wordprocessingml/2006/main" xmlns:w14="http://schemas.microsoft.com/office/word/2010/wordml" xmlns:w15="http://schemas.microsoft.com/office/word/2012/wordml" xmlns:w16cid="http://schemas.microsoft.com/office/word/2016/wordml/cid" xmlns:w16se="http://schemas.microsoft.com/office/word/2015/wordml/symex" xmlns:wpg="http://schemas.microsoft.com/office/word/2010/wordprocessingGroup" xmlns:wpi="http://schemas.microsoft.com/office/word/2010/wordprocessingInk" xmlns:wne="http://schemas.microsoft.com/office/word/2006/wordml" xmlns:wps="http://schemas.microsoft.com/office/word/2010/wordprocessingShape" mc:Ignorable="w14 w15 w16se w16cid wp14">
   <w:abstractNum w:abstractNumId="0" w15:restartNumberingAfterBreak="0">
     <w:nsid w:val="0205168B"/>
     <w:multiLevelType w:val="multilevel"/>
@@ -1671,17 +1634,17 @@
       </w:pPr>
     </w:lvl>
   </w:abstractNum>
-  <w:num w:numId="1" w16cid:durableId="467893817">
+  <w:num w:numId="1">
     <w:abstractNumId w:val="0"/>
   </w:num>
-  <w:num w:numId="2" w16cid:durableId="361320950">
+  <w:num w:numId="2">
     <w:abstractNumId w:val="1"/>
   </w:num>
 </w:numbering>
 </file>
 
 <file path=word/styles.xml><?xml version="1.0" encoding="utf-8"?>
-<w:styles xmlns:mc="http://schemas.openxmlformats.org/markup-compatibility/2006" xmlns:r="http://schemas.openxmlformats.org/officeDocument/2006/relationships" xmlns:w="http://schemas.openxmlformats.org/wordprocessingml/2006/main" xmlns:w14="http://schemas.microsoft.com/office/word/2010/wordml" xmlns:w15="http://schemas.microsoft.com/office/word/2012/wordml" xmlns:w16cex="http://schemas.microsoft.com/office/word/2018/wordml/cex" xmlns:w16cid="http://schemas.microsoft.com/office/word/2016/wordml/cid" xmlns:w16="http://schemas.microsoft.com/office/word/2018/wordml" xmlns:w16du="http://schemas.microsoft.com/office/word/2023/wordml/word16du" xmlns:w16sdtdh="http://schemas.microsoft.com/office/word/2020/wordml/sdtdatahash" xmlns:w16sdtfl="http://schemas.microsoft.com/office/word/2024/wordml/sdtformatlock" xmlns:w16se="http://schemas.microsoft.com/office/word/2015/wordml/symex" mc:Ignorable="w14 w15 w16se w16cid w16 w16cex w16sdtdh w16sdtfl w16du">
+<w:styles xmlns:mc="http://schemas.openxmlformats.org/markup-compatibility/2006" xmlns:r="http://schemas.openxmlformats.org/officeDocument/2006/relationships" xmlns:w="http://schemas.openxmlformats.org/wordprocessingml/2006/main" xmlns:w14="http://schemas.microsoft.com/office/word/2010/wordml" xmlns:w15="http://schemas.microsoft.com/office/word/2012/wordml" xmlns:w16cid="http://schemas.microsoft.com/office/word/2016/wordml/cid" xmlns:w16se="http://schemas.microsoft.com/office/word/2015/wordml/symex" mc:Ignorable="w14 w15 w16se w16cid">
   <w:docDefaults>
     <w:rPrDefault>
       <w:rPr>
@@ -1699,7 +1662,7 @@
       </w:pPr>
     </w:pPrDefault>
   </w:docDefaults>
-  <w:latentStyles w:defLockedState="0" w:defUIPriority="99" w:defSemiHidden="0" w:defUnhideWhenUsed="0" w:defQFormat="0" w:count="376">
+  <w:latentStyles w:defLockedState="0" w:defUIPriority="99" w:defSemiHidden="0" w:defUnhideWhenUsed="0" w:defQFormat="0" w:count="375">
     <w:lsdException w:name="Normal" w:uiPriority="0" w:qFormat="1"/>
     <w:lsdException w:name="heading 1" w:uiPriority="9" w:qFormat="1"/>
     <w:lsdException w:name="heading 2" w:semiHidden="1" w:uiPriority="9" w:unhideWhenUsed="1" w:qFormat="1"/>
@@ -2075,7 +2038,6 @@
     <w:lsdException w:name="Smart Hyperlink" w:semiHidden="1" w:unhideWhenUsed="1"/>
     <w:lsdException w:name="Hashtag" w:semiHidden="1" w:unhideWhenUsed="1"/>
     <w:lsdException w:name="Unresolved Mention" w:semiHidden="1" w:unhideWhenUsed="1"/>
-    <w:lsdException w:name="Smart Link" w:semiHidden="1" w:unhideWhenUsed="1"/>
   </w:latentStyles>
   <w:style w:type="paragraph" w:default="1" w:styleId="Normal">
     <w:name w:val="Normal"/>
